--- a/docs/Отчет_о_проверке_работы_системы.docx
+++ b/docs/Отчет_о_проверке_работы_системы.docx
@@ -29,7 +29,7 @@
       <w:r>
         <w:drawing>
           <wp:inline xmlns:a="http://schemas.openxmlformats.org/drawingml/2006/main" xmlns:pic="http://schemas.openxmlformats.org/drawingml/2006/picture">
-            <wp:extent cx="4937760" cy="3988191"/>
+            <wp:extent cx="6035040" cy="3673503"/>
             <wp:docPr id="1" name="Picture 1"/>
             <wp:cNvGraphicFramePr>
               <a:graphicFrameLocks noChangeAspect="1"/>
@@ -50,7 +50,7 @@
                   <pic:spPr>
                     <a:xfrm>
                       <a:off x="0" y="0"/>
-                      <a:ext cx="4937760" cy="3988191"/>
+                      <a:ext cx="6035040" cy="3673503"/>
                     </a:xfrm>
                     <a:prstGeom prst="rect"/>
                   </pic:spPr>
@@ -78,7 +78,7 @@
       <w:r>
         <w:drawing>
           <wp:inline xmlns:a="http://schemas.openxmlformats.org/drawingml/2006/main" xmlns:pic="http://schemas.openxmlformats.org/drawingml/2006/picture">
-            <wp:extent cx="6035040" cy="3660598"/>
+            <wp:extent cx="6035040" cy="3698895"/>
             <wp:docPr id="2" name="Picture 2"/>
             <wp:cNvGraphicFramePr>
               <a:graphicFrameLocks noChangeAspect="1"/>
@@ -99,7 +99,7 @@
                   <pic:spPr>
                     <a:xfrm>
                       <a:off x="0" y="0"/>
-                      <a:ext cx="6035040" cy="3660598"/>
+                      <a:ext cx="6035040" cy="3698895"/>
                     </a:xfrm>
                     <a:prstGeom prst="rect"/>
                   </pic:spPr>
@@ -127,7 +127,7 @@
       <w:r>
         <w:drawing>
           <wp:inline xmlns:a="http://schemas.openxmlformats.org/drawingml/2006/main" xmlns:pic="http://schemas.openxmlformats.org/drawingml/2006/picture">
-            <wp:extent cx="6035040" cy="3660598"/>
+            <wp:extent cx="6035040" cy="3698895"/>
             <wp:docPr id="3" name="Picture 3"/>
             <wp:cNvGraphicFramePr>
               <a:graphicFrameLocks noChangeAspect="1"/>
@@ -148,7 +148,7 @@
                   <pic:spPr>
                     <a:xfrm>
                       <a:off x="0" y="0"/>
-                      <a:ext cx="6035040" cy="3660598"/>
+                      <a:ext cx="6035040" cy="3698895"/>
                     </a:xfrm>
                     <a:prstGeom prst="rect"/>
                   </pic:spPr>
@@ -176,7 +176,7 @@
       <w:r>
         <w:drawing>
           <wp:inline xmlns:a="http://schemas.openxmlformats.org/drawingml/2006/main" xmlns:pic="http://schemas.openxmlformats.org/drawingml/2006/picture">
-            <wp:extent cx="6035040" cy="3502479"/>
+            <wp:extent cx="6035040" cy="3556363"/>
             <wp:docPr id="4" name="Picture 4"/>
             <wp:cNvGraphicFramePr>
               <a:graphicFrameLocks noChangeAspect="1"/>
@@ -197,7 +197,7 @@
                   <pic:spPr>
                     <a:xfrm>
                       <a:off x="0" y="0"/>
-                      <a:ext cx="6035040" cy="3502479"/>
+                      <a:ext cx="6035040" cy="3556363"/>
                     </a:xfrm>
                     <a:prstGeom prst="rect"/>
                   </pic:spPr>

--- a/docs/Отчет_о_проверке_работы_системы.docx
+++ b/docs/Отчет_о_проверке_работы_системы.docx
@@ -29,7 +29,7 @@
       <w:r>
         <w:drawing>
           <wp:inline xmlns:a="http://schemas.openxmlformats.org/drawingml/2006/main" xmlns:pic="http://schemas.openxmlformats.org/drawingml/2006/picture">
-            <wp:extent cx="6035040" cy="3673503"/>
+            <wp:extent cx="6035040" cy="3478159"/>
             <wp:docPr id="1" name="Picture 1"/>
             <wp:cNvGraphicFramePr>
               <a:graphicFrameLocks noChangeAspect="1"/>
@@ -50,7 +50,7 @@
                   <pic:spPr>
                     <a:xfrm>
                       <a:off x="0" y="0"/>
-                      <a:ext cx="6035040" cy="3673503"/>
+                      <a:ext cx="6035040" cy="3478159"/>
                     </a:xfrm>
                     <a:prstGeom prst="rect"/>
                   </pic:spPr>
@@ -78,7 +78,7 @@
       <w:r>
         <w:drawing>
           <wp:inline xmlns:a="http://schemas.openxmlformats.org/drawingml/2006/main" xmlns:pic="http://schemas.openxmlformats.org/drawingml/2006/picture">
-            <wp:extent cx="6035040" cy="3698895"/>
+            <wp:extent cx="4937760" cy="4586231"/>
             <wp:docPr id="2" name="Picture 2"/>
             <wp:cNvGraphicFramePr>
               <a:graphicFrameLocks noChangeAspect="1"/>
@@ -87,7 +87,7 @@
               <a:graphicData uri="http://schemas.openxmlformats.org/drawingml/2006/picture">
                 <pic:pic>
                   <pic:nvPicPr>
-                    <pic:cNvPr id="0" name="02_guest_products.png"/>
+                    <pic:cNvPr id="0" name="02_registration.png"/>
                     <pic:cNvPicPr/>
                   </pic:nvPicPr>
                   <pic:blipFill>
@@ -99,7 +99,7 @@
                   <pic:spPr>
                     <a:xfrm>
                       <a:off x="0" y="0"/>
-                      <a:ext cx="6035040" cy="3698895"/>
+                      <a:ext cx="4937760" cy="4586231"/>
                     </a:xfrm>
                     <a:prstGeom prst="rect"/>
                   </pic:spPr>
@@ -116,7 +116,7 @@
         <w:jc w:val="center"/>
       </w:pPr>
       <w:r>
-        <w:t>Рисунок 2 - Просмотр товаров в роли гостя</w:t>
+        <w:t>Рисунок 2 - Регистрация клиента</w:t>
       </w:r>
     </w:p>
     <w:p>
@@ -127,7 +127,7 @@
       <w:r>
         <w:drawing>
           <wp:inline xmlns:a="http://schemas.openxmlformats.org/drawingml/2006/main" xmlns:pic="http://schemas.openxmlformats.org/drawingml/2006/picture">
-            <wp:extent cx="6035040" cy="3698895"/>
+            <wp:extent cx="6035040" cy="3554954"/>
             <wp:docPr id="3" name="Picture 3"/>
             <wp:cNvGraphicFramePr>
               <a:graphicFrameLocks noChangeAspect="1"/>
@@ -136,7 +136,7 @@
               <a:graphicData uri="http://schemas.openxmlformats.org/drawingml/2006/picture">
                 <pic:pic>
                   <pic:nvPicPr>
-                    <pic:cNvPr id="0" name="03_admin_products.png"/>
+                    <pic:cNvPr id="0" name="03_guest_products.png"/>
                     <pic:cNvPicPr/>
                   </pic:nvPicPr>
                   <pic:blipFill>
@@ -148,7 +148,7 @@
                   <pic:spPr>
                     <a:xfrm>
                       <a:off x="0" y="0"/>
-                      <a:ext cx="6035040" cy="3698895"/>
+                      <a:ext cx="6035040" cy="3554954"/>
                     </a:xfrm>
                     <a:prstGeom prst="rect"/>
                   </pic:spPr>
@@ -165,7 +165,7 @@
         <w:jc w:val="center"/>
       </w:pPr>
       <w:r>
-        <w:t>Рисунок 3 - Список товаров администратора</w:t>
+        <w:t>Рисунок 3 - Просмотр товаров в роли гостя</w:t>
       </w:r>
     </w:p>
     <w:p>
@@ -176,7 +176,7 @@
       <w:r>
         <w:drawing>
           <wp:inline xmlns:a="http://schemas.openxmlformats.org/drawingml/2006/main" xmlns:pic="http://schemas.openxmlformats.org/drawingml/2006/picture">
-            <wp:extent cx="6035040" cy="3556363"/>
+            <wp:extent cx="6035040" cy="3554954"/>
             <wp:docPr id="4" name="Picture 4"/>
             <wp:cNvGraphicFramePr>
               <a:graphicFrameLocks noChangeAspect="1"/>
@@ -185,7 +185,7 @@
               <a:graphicData uri="http://schemas.openxmlformats.org/drawingml/2006/picture">
                 <pic:pic>
                   <pic:nvPicPr>
-                    <pic:cNvPr id="0" name="04_orders.png"/>
+                    <pic:cNvPr id="0" name="04_admin_products.png"/>
                     <pic:cNvPicPr/>
                   </pic:nvPicPr>
                   <pic:blipFill>
@@ -197,7 +197,7 @@
                   <pic:spPr>
                     <a:xfrm>
                       <a:off x="0" y="0"/>
-                      <a:ext cx="6035040" cy="3556363"/>
+                      <a:ext cx="6035040" cy="3554954"/>
                     </a:xfrm>
                     <a:prstGeom prst="rect"/>
                   </pic:spPr>
@@ -214,7 +214,56 @@
         <w:jc w:val="center"/>
       </w:pPr>
       <w:r>
-        <w:t>Рисунок 4 - Список заказов</w:t>
+        <w:t>Рисунок 4 - Список товаров администратора</w:t>
+      </w:r>
+    </w:p>
+    <w:p>
+      <w:pPr>
+        <w:ind w:firstLine="0"/>
+        <w:jc w:val="center"/>
+      </w:pPr>
+      <w:r>
+        <w:drawing>
+          <wp:inline xmlns:a="http://schemas.openxmlformats.org/drawingml/2006/main" xmlns:pic="http://schemas.openxmlformats.org/drawingml/2006/picture">
+            <wp:extent cx="6035040" cy="3394710"/>
+            <wp:docPr id="5" name="Picture 5"/>
+            <wp:cNvGraphicFramePr>
+              <a:graphicFrameLocks noChangeAspect="1"/>
+            </wp:cNvGraphicFramePr>
+            <a:graphic>
+              <a:graphicData uri="http://schemas.openxmlformats.org/drawingml/2006/picture">
+                <pic:pic>
+                  <pic:nvPicPr>
+                    <pic:cNvPr id="0" name="05_orders.png"/>
+                    <pic:cNvPicPr/>
+                  </pic:nvPicPr>
+                  <pic:blipFill>
+                    <a:blip r:embed="rId13"/>
+                    <a:stretch>
+                      <a:fillRect/>
+                    </a:stretch>
+                  </pic:blipFill>
+                  <pic:spPr>
+                    <a:xfrm>
+                      <a:off x="0" y="0"/>
+                      <a:ext cx="6035040" cy="3394710"/>
+                    </a:xfrm>
+                    <a:prstGeom prst="rect"/>
+                  </pic:spPr>
+                </pic:pic>
+              </a:graphicData>
+            </a:graphic>
+          </wp:inline>
+        </w:drawing>
+      </w:r>
+    </w:p>
+    <w:p>
+      <w:pPr>
+        <w:ind w:firstLine="0"/>
+        <w:jc w:val="center"/>
+      </w:pPr>
+      <w:r>
+        <w:t>Рисунок 5 - Список заказов</w:t>
       </w:r>
     </w:p>
     <w:sectPr>
